--- a/assets/Parapreceptoria.docx
+++ b/assets/Parapreceptoria.docx
@@ -218,7 +218,13 @@
         <w:t xml:space="preserve">pará, </w:t>
       </w:r>
       <w:r>
-        <w:t xml:space="preserve">“por intermédio de; para além de”. O termo </w:t>
+        <w:t>“por intermédio de</w:t>
+      </w:r>
+      <w:r>
+        <w:t>;</w:t>
+      </w:r>
+      <w:r>
+        <w:t xml:space="preserve"> para além de”. O termo </w:t>
       </w:r>
       <w:r>
         <w:rPr>
@@ -236,7 +242,19 @@
         <w:t xml:space="preserve">praeceptor, </w:t>
       </w:r>
       <w:r>
-        <w:t xml:space="preserve">“quem lança mão de algo antecipadamente; o que ordena, instrui; mestre”. Apareceu no Século XII. O vocábulo </w:t>
+        <w:t>“quem lança mão de algo antecipadamente</w:t>
+      </w:r>
+      <w:r>
+        <w:t>;</w:t>
+      </w:r>
+      <w:r>
+        <w:t xml:space="preserve"> o que ordena, instrui</w:t>
+      </w:r>
+      <w:r>
+        <w:t>;</w:t>
+      </w:r>
+      <w:r>
+        <w:t xml:space="preserve"> mestre”. Apareceu no Século XII. O vocábulo </w:t>
       </w:r>
       <w:r>
         <w:rPr>
@@ -265,7 +283,19 @@
         <w:t xml:space="preserve">Sinonimologia: </w:t>
       </w:r>
       <w:r>
-        <w:t>01.  Preceptoria extrafísica. 02.  Parapedagogiologia dos amparadores; paratares dos amparadores. 03.  Tarefas dos parapreceptores. 04.  Paraprendizagem. 05.  Monitoria extrafísica. 06.  Paracoadjutoria; paraetnia real. 07.  Reaprendizagem intermissiva. 08.  Paradidatismo. 09.  Paraeducação. 10.  Retrocognições parapedagógicas.</w:t>
+        <w:t>01.  Preceptoria extrafísica. 02.  Parapedagogiologia dos amparadores</w:t>
+      </w:r>
+      <w:r>
+        <w:t>;</w:t>
+      </w:r>
+      <w:r>
+        <w:t xml:space="preserve"> paratares dos amparadores. 03.  Tarefas dos parapreceptores. 04.  Paraprendizagem. 05.  Monitoria extrafísica. 06.  Paracoadjutoria</w:t>
+      </w:r>
+      <w:r>
+        <w:t>;</w:t>
+      </w:r>
+      <w:r>
+        <w:t xml:space="preserve"> paraetnia real. 07.  Reaprendizagem intermissiva. 08.  Paradidatismo. 09.  Paraeducação. 10.  Retrocognições parapedagógicas.</w:t>
       </w:r>
       <w:r>
         <w:rPr>
@@ -291,7 +321,43 @@
         <w:rPr>
           <w:i/>
         </w:rPr>
-        <w:t xml:space="preserve">preceptor: parapreceptor; parapreceptora; parapreceptoria; preceptora; preceptoria. </w:t>
+        <w:t>preceptor: parapreceptor</w:t>
+      </w:r>
+      <w:r>
+        <w:t>;</w:t>
+      </w:r>
+      <w:r>
+        <w:rPr>
+          <w:i/>
+        </w:rPr>
+        <w:t xml:space="preserve"> parapreceptora</w:t>
+      </w:r>
+      <w:r>
+        <w:t>;</w:t>
+      </w:r>
+      <w:r>
+        <w:rPr>
+          <w:i/>
+        </w:rPr>
+        <w:t xml:space="preserve"> parapreceptoria</w:t>
+      </w:r>
+      <w:r>
+        <w:t>;</w:t>
+      </w:r>
+      <w:r>
+        <w:rPr>
+          <w:i/>
+        </w:rPr>
+        <w:t xml:space="preserve"> preceptora</w:t>
+      </w:r>
+      <w:r>
+        <w:t>;</w:t>
+      </w:r>
+      <w:r>
+        <w:rPr>
+          <w:i/>
+        </w:rPr>
+        <w:t xml:space="preserve"> preceptoria. </w:t>
       </w:r>
     </w:p>
     <w:p>
@@ -481,7 +547,19 @@
         <w:t xml:space="preserve">Pensenologia: </w:t>
       </w:r>
       <w:r>
-        <w:t>o holopensene pessoal da paraperceptibilidade; os ortopensenes; a ortopensenidade</w:t>
+        <w:t>o holopensene pessoal da paraperceptibilidade</w:t>
+      </w:r>
+      <w:r>
+        <w:t>;</w:t>
+      </w:r>
+      <w:r>
+        <w:t xml:space="preserve"> os ortopensenes</w:t>
+      </w:r>
+      <w:r>
+        <w:t>;</w:t>
+      </w:r>
+      <w:r>
+        <w:t xml:space="preserve"> a ortopensenidade</w:t>
       </w:r>
       <w:r>
         <w:rPr>
@@ -514,7 +592,13 @@
         <w:t xml:space="preserve">Fatologia: </w:t>
       </w:r>
       <w:r>
-        <w:t>os limites inteligentes do estupro evolutivo; o respeito aos limites das conscins</w:t>
+        <w:t>os limites inteligentes do estupro evolutivo</w:t>
+      </w:r>
+      <w:r>
+        <w:t>;</w:t>
+      </w:r>
+      <w:r>
+        <w:t xml:space="preserve"> o respeito aos limites das conscins</w:t>
       </w:r>
       <w:r>
         <w:rPr>
@@ -547,7 +631,133 @@
         <w:t xml:space="preserve">Parafatologia: </w:t>
       </w:r>
       <w:r>
-        <w:t xml:space="preserve">a parapreceptoria; a autovivência do estado vibracional (EV) profilático; o emprego da sinalética parapsíquica da conscin em bases cosmoéticas; os bastidores da vida intrafísica; o condicionamento parapsíquico no soma novo; a antecipação da autolucidez por meio do parapsiquismo; as intercessões cosmoéticas; o monitoramento extrafísico; a educação de origem extrafísica; a paraprendizagem; o amparo antecipado de função; a coadjutoria extrafísica;  o maximecanismo interassistencial multidimensional atuando em favor da minipeça consciencial; as lições privativas da Extrafisicologia; os ensinos privativos da Parapercepciologia; as aparições particulares de consciexes no período infantil; as mensagens extrafísicas na fase da adolescência; a assistência pessoal do amparador na maturidade da conscin; as projeções conscienciais vexaminosas; as excursões paracientíficas ou paratécnicas; as lembranças da autoparaprocedência;  a </w:t>
+        <w:t>a parapreceptoria</w:t>
+      </w:r>
+      <w:r>
+        <w:t>;</w:t>
+      </w:r>
+      <w:r>
+        <w:t xml:space="preserve"> a autovivência do estado vibracional (EV) profilático</w:t>
+      </w:r>
+      <w:r>
+        <w:t>;</w:t>
+      </w:r>
+      <w:r>
+        <w:t xml:space="preserve"> o emprego da sinalética parapsíquica da conscin em bases cosmoéticas</w:t>
+      </w:r>
+      <w:r>
+        <w:t>;</w:t>
+      </w:r>
+      <w:r>
+        <w:t xml:space="preserve"> os bastidores da vida intrafísica</w:t>
+      </w:r>
+      <w:r>
+        <w:t>;</w:t>
+      </w:r>
+      <w:r>
+        <w:t xml:space="preserve"> o condicionamento parapsíquico no soma novo</w:t>
+      </w:r>
+      <w:r>
+        <w:t>;</w:t>
+      </w:r>
+      <w:r>
+        <w:t xml:space="preserve"> a antecipação da autolucidez por meio do parapsiquismo</w:t>
+      </w:r>
+      <w:r>
+        <w:t>;</w:t>
+      </w:r>
+      <w:r>
+        <w:t xml:space="preserve"> as intercessões cosmoéticas</w:t>
+      </w:r>
+      <w:r>
+        <w:t>;</w:t>
+      </w:r>
+      <w:r>
+        <w:t xml:space="preserve"> o monitoramento extrafísico</w:t>
+      </w:r>
+      <w:r>
+        <w:t>;</w:t>
+      </w:r>
+      <w:r>
+        <w:t xml:space="preserve"> a educação de origem extrafísica</w:t>
+      </w:r>
+      <w:r>
+        <w:t>;</w:t>
+      </w:r>
+      <w:r>
+        <w:t xml:space="preserve"> a paraprendizagem</w:t>
+      </w:r>
+      <w:r>
+        <w:t>;</w:t>
+      </w:r>
+      <w:r>
+        <w:t xml:space="preserve"> o amparo antecipado de função</w:t>
+      </w:r>
+      <w:r>
+        <w:t>;</w:t>
+      </w:r>
+      <w:r>
+        <w:t xml:space="preserve"> a coadjutoria extrafísica</w:t>
+      </w:r>
+      <w:r>
+        <w:t>;</w:t>
+      </w:r>
+      <w:r>
+        <w:t xml:space="preserve">  o maximecanismo interassistencial multidimensional atuando em favor da minipeça consciencial</w:t>
+      </w:r>
+      <w:r>
+        <w:t>;</w:t>
+      </w:r>
+      <w:r>
+        <w:t xml:space="preserve"> as lições privativas da Extrafisicologia</w:t>
+      </w:r>
+      <w:r>
+        <w:t>;</w:t>
+      </w:r>
+      <w:r>
+        <w:t xml:space="preserve"> os ensinos privativos da Parapercepciologia</w:t>
+      </w:r>
+      <w:r>
+        <w:t>;</w:t>
+      </w:r>
+      <w:r>
+        <w:t xml:space="preserve"> as aparições particulares de consciexes no período infantil</w:t>
+      </w:r>
+      <w:r>
+        <w:t>;</w:t>
+      </w:r>
+      <w:r>
+        <w:t xml:space="preserve"> as mensagens extrafísicas na fase da adolescência</w:t>
+      </w:r>
+      <w:r>
+        <w:t>;</w:t>
+      </w:r>
+      <w:r>
+        <w:t xml:space="preserve"> a assistência pessoal do amparador na maturidade da conscin</w:t>
+      </w:r>
+      <w:r>
+        <w:t>;</w:t>
+      </w:r>
+      <w:r>
+        <w:t xml:space="preserve"> as projeções conscienciais vexaminosas</w:t>
+      </w:r>
+      <w:r>
+        <w:t>;</w:t>
+      </w:r>
+      <w:r>
+        <w:t xml:space="preserve"> as excursões paracientíficas ou paratécnicas</w:t>
+      </w:r>
+      <w:r>
+        <w:t>;</w:t>
+      </w:r>
+      <w:r>
+        <w:t xml:space="preserve"> as lembranças da autoparaprocedência</w:t>
+      </w:r>
+      <w:r>
+        <w:t>;</w:t>
+      </w:r>
+      <w:r>
+        <w:t xml:space="preserve">  a </w:t>
       </w:r>
       <w:r>
         <w:rPr>
@@ -556,7 +766,13 @@
         <w:t xml:space="preserve">Central Extrafísica de Energia </w:t>
       </w:r>
       <w:r>
-        <w:t xml:space="preserve">(CEE); a </w:t>
+        <w:t>(CEE)</w:t>
+      </w:r>
+      <w:r>
+        <w:t>;</w:t>
+      </w:r>
+      <w:r>
+        <w:t xml:space="preserve"> a </w:t>
       </w:r>
       <w:r>
         <w:rPr>
@@ -680,7 +896,16 @@
         <w:rPr>
           <w:i/>
         </w:rPr>
-        <w:t xml:space="preserve">teoria da sabedoria essencial; </w:t>
+        <w:t>teoria da sabedoria essencial</w:t>
+      </w:r>
+      <w:r>
+        <w:t>;</w:t>
+      </w:r>
+      <w:r>
+        <w:rPr>
+          <w:i/>
+        </w:rPr>
+        <w:t xml:space="preserve"> </w:t>
       </w:r>
       <w:r>
         <w:t xml:space="preserve">as </w:t>
@@ -724,7 +949,16 @@
         <w:rPr>
           <w:i/>
         </w:rPr>
-        <w:t xml:space="preserve">laboratório conscienciológico da Cosmoeticologia; </w:t>
+        <w:t>laboratório conscienciológico da Cosmoeticologia</w:t>
+      </w:r>
+      <w:r>
+        <w:t>;</w:t>
+      </w:r>
+      <w:r>
+        <w:rPr>
+          <w:i/>
+        </w:rPr>
+        <w:t xml:space="preserve"> </w:t>
       </w:r>
       <w:r>
         <w:t xml:space="preserve">o </w:t>
@@ -733,7 +967,16 @@
         <w:rPr>
           <w:i/>
         </w:rPr>
-        <w:t xml:space="preserve">laboratório conscienciológico da Pensenologia; </w:t>
+        <w:t>laboratório conscienciológico da Pensenologia</w:t>
+      </w:r>
+      <w:r>
+        <w:t>;</w:t>
+      </w:r>
+      <w:r>
+        <w:rPr>
+          <w:i/>
+        </w:rPr>
+        <w:t xml:space="preserve"> </w:t>
       </w:r>
       <w:r>
         <w:t xml:space="preserve">o </w:t>
@@ -742,7 +985,16 @@
         <w:rPr>
           <w:i/>
         </w:rPr>
-        <w:t xml:space="preserve">laboratório conscienciológico da Proéxis; </w:t>
+        <w:t>laboratório conscienciológico da Proéxis</w:t>
+      </w:r>
+      <w:r>
+        <w:t>;</w:t>
+      </w:r>
+      <w:r>
+        <w:rPr>
+          <w:i/>
+        </w:rPr>
+        <w:t xml:space="preserve"> </w:t>
       </w:r>
       <w:r>
         <w:t xml:space="preserve">o </w:t>
@@ -751,7 +1003,16 @@
         <w:rPr>
           <w:i/>
         </w:rPr>
-        <w:t xml:space="preserve">laboratório conscienciológico da Mentalsomatologia; </w:t>
+        <w:t>laboratório conscienciológico da Mentalsomatologia</w:t>
+      </w:r>
+      <w:r>
+        <w:t>;</w:t>
+      </w:r>
+      <w:r>
+        <w:rPr>
+          <w:i/>
+        </w:rPr>
+        <w:t xml:space="preserve"> </w:t>
       </w:r>
       <w:r>
         <w:t xml:space="preserve">o </w:t>
@@ -760,7 +1021,16 @@
         <w:rPr>
           <w:i/>
         </w:rPr>
-        <w:t xml:space="preserve">laboratório conscienciológico da Parageneticologia; </w:t>
+        <w:t>laboratório conscienciológico da Parageneticologia</w:t>
+      </w:r>
+      <w:r>
+        <w:t>;</w:t>
+      </w:r>
+      <w:r>
+        <w:rPr>
+          <w:i/>
+        </w:rPr>
+        <w:t xml:space="preserve"> </w:t>
       </w:r>
       <w:r>
         <w:t xml:space="preserve">o </w:t>
@@ -769,7 +1039,16 @@
         <w:rPr>
           <w:i/>
         </w:rPr>
-        <w:t xml:space="preserve">laboratório conscienciológico da grupalidade; </w:t>
+        <w:t>laboratório conscienciológico da grupalidade</w:t>
+      </w:r>
+      <w:r>
+        <w:t>;</w:t>
+      </w:r>
+      <w:r>
+        <w:rPr>
+          <w:i/>
+        </w:rPr>
+        <w:t xml:space="preserve"> </w:t>
       </w:r>
       <w:r>
         <w:t xml:space="preserve">o </w:t>
@@ -778,7 +1057,16 @@
         <w:rPr>
           <w:i/>
         </w:rPr>
-        <w:t xml:space="preserve">laboratório conscienciológico Serenarium;  </w:t>
+        <w:t>laboratório conscienciológico Serenarium</w:t>
+      </w:r>
+      <w:r>
+        <w:t>;</w:t>
+      </w:r>
+      <w:r>
+        <w:rPr>
+          <w:i/>
+        </w:rPr>
+        <w:t xml:space="preserve">  </w:t>
       </w:r>
       <w:r>
         <w:t xml:space="preserve">o </w:t>
@@ -813,7 +1101,10 @@
         <w:rPr>
           <w:i/>
         </w:rPr>
-        <w:t>extrafísicos;</w:t>
+        <w:t>extrafísicos</w:t>
+      </w:r>
+      <w:r>
+        <w:t>;</w:t>
       </w:r>
       <w:r>
         <w:t xml:space="preserve"> as lições </w:t>
@@ -822,7 +1113,10 @@
         <w:rPr>
           <w:i/>
         </w:rPr>
-        <w:t>extrafísicas;</w:t>
+        <w:t>extrafísicas</w:t>
+      </w:r>
+      <w:r>
+        <w:t>;</w:t>
       </w:r>
       <w:r>
         <w:t xml:space="preserve"> as instruções </w:t>
@@ -831,7 +1125,10 @@
         <w:rPr>
           <w:i/>
         </w:rPr>
-        <w:t>extrafísicas;</w:t>
+        <w:t>extrafísicas</w:t>
+      </w:r>
+      <w:r>
+        <w:t>;</w:t>
       </w:r>
       <w:r>
         <w:t xml:space="preserve"> as exposições </w:t>
@@ -840,7 +1137,10 @@
         <w:rPr>
           <w:i/>
         </w:rPr>
-        <w:t>extrafísicas;</w:t>
+        <w:t>extrafísicas</w:t>
+      </w:r>
+      <w:r>
+        <w:t>;</w:t>
       </w:r>
       <w:r>
         <w:t xml:space="preserve"> as informações </w:t>
@@ -849,7 +1149,10 @@
         <w:rPr>
           <w:i/>
         </w:rPr>
-        <w:t>extrafísicas;</w:t>
+        <w:t>extrafísicas</w:t>
+      </w:r>
+      <w:r>
+        <w:t>;</w:t>
       </w:r>
       <w:r>
         <w:t xml:space="preserve"> os preceitos </w:t>
@@ -858,7 +1161,10 @@
         <w:rPr>
           <w:i/>
         </w:rPr>
-        <w:t>extrafísicos;</w:t>
+        <w:t>extrafísicos</w:t>
+      </w:r>
+      <w:r>
+        <w:t>;</w:t>
       </w:r>
       <w:r>
         <w:t xml:space="preserve"> as recomendações </w:t>
@@ -919,7 +1225,16 @@
         <w:rPr>
           <w:i/>
         </w:rPr>
-        <w:t xml:space="preserve">interação parapreceptor-evoluciente; </w:t>
+        <w:t>interação parapreceptor-evoluciente</w:t>
+      </w:r>
+      <w:r>
+        <w:t>;</w:t>
+      </w:r>
+      <w:r>
+        <w:rPr>
+          <w:i/>
+        </w:rPr>
+        <w:t xml:space="preserve"> </w:t>
       </w:r>
       <w:r>
         <w:t xml:space="preserve">a </w:t>
@@ -989,7 +1304,16 @@
         <w:rPr>
           <w:i/>
         </w:rPr>
-        <w:t xml:space="preserve">amparador-evoluciólogo-Serenão; </w:t>
+        <w:t>amparador-evoluciólogo-Serenão</w:t>
+      </w:r>
+      <w:r>
+        <w:t>;</w:t>
+      </w:r>
+      <w:r>
+        <w:rPr>
+          <w:i/>
+        </w:rPr>
+        <w:t xml:space="preserve"> </w:t>
       </w:r>
       <w:r>
         <w:t xml:space="preserve">o </w:t>
@@ -1007,7 +1331,16 @@
         <w:rPr>
           <w:i/>
         </w:rPr>
-        <w:t xml:space="preserve">Parapedagogiologia-megafraternidade; </w:t>
+        <w:t>Parapedagogiologia-megafraternidade</w:t>
+      </w:r>
+      <w:r>
+        <w:t>;</w:t>
+      </w:r>
+      <w:r>
+        <w:rPr>
+          <w:i/>
+        </w:rPr>
+        <w:t xml:space="preserve"> </w:t>
       </w:r>
       <w:r>
         <w:t xml:space="preserve">o </w:t>
@@ -1016,7 +1349,16 @@
         <w:rPr>
           <w:i/>
         </w:rPr>
-        <w:t xml:space="preserve">trinômio autoparapsiquismo-parafenômenoautointerpretação; </w:t>
+        <w:t>trinômio autoparapsiquismo-parafenômenoautointerpretação</w:t>
+      </w:r>
+      <w:r>
+        <w:t>;</w:t>
+      </w:r>
+      <w:r>
+        <w:rPr>
+          <w:i/>
+        </w:rPr>
+        <w:t xml:space="preserve"> </w:t>
       </w:r>
       <w:r>
         <w:t xml:space="preserve">o </w:t>
@@ -1025,7 +1367,16 @@
         <w:rPr>
           <w:i/>
         </w:rPr>
-        <w:t xml:space="preserve">trinômio Superdidática-superensino-superaprendizado; </w:t>
+        <w:t>trinômio Superdidática-superensino-superaprendizado</w:t>
+      </w:r>
+      <w:r>
+        <w:t>;</w:t>
+      </w:r>
+      <w:r>
+        <w:rPr>
+          <w:i/>
+        </w:rPr>
+        <w:t xml:space="preserve"> </w:t>
       </w:r>
       <w:r>
         <w:t xml:space="preserve">o </w:t>
@@ -1106,7 +1457,13 @@
         <w:t xml:space="preserve">Politicologia: </w:t>
       </w:r>
       <w:r>
-        <w:t>a democracia; a conscienciocracia</w:t>
+        <w:t>a democracia</w:t>
+      </w:r>
+      <w:r>
+        <w:t>;</w:t>
+      </w:r>
+      <w:r>
+        <w:t xml:space="preserve"> a conscienciocracia</w:t>
       </w:r>
       <w:r>
         <w:rPr>
@@ -1181,7 +1538,10 @@
         <w:t>teca</w:t>
       </w:r>
       <w:r>
-        <w:t>; a proexo</w:t>
+        <w:t>;</w:t>
+      </w:r>
+      <w:r>
+        <w:t xml:space="preserve"> a proexo</w:t>
       </w:r>
       <w:r>
         <w:rPr>
@@ -1190,7 +1550,10 @@
         <w:t>teca</w:t>
       </w:r>
       <w:r>
-        <w:t>; a parapedagogo</w:t>
+        <w:t>;</w:t>
+      </w:r>
+      <w:r>
+        <w:t xml:space="preserve"> a parapedagogo</w:t>
       </w:r>
       <w:r>
         <w:rPr>
@@ -1199,7 +1562,10 @@
         <w:t>teca</w:t>
       </w:r>
       <w:r>
-        <w:t>; a intermissio</w:t>
+        <w:t>;</w:t>
+      </w:r>
+      <w:r>
+        <w:t xml:space="preserve"> a intermissio</w:t>
       </w:r>
       <w:r>
         <w:rPr>
@@ -1208,7 +1574,10 @@
         <w:t>teca</w:t>
       </w:r>
       <w:r>
-        <w:t>;  a fenomeno</w:t>
+        <w:t>;</w:t>
+      </w:r>
+      <w:r>
+        <w:t xml:space="preserve">  a fenomeno</w:t>
       </w:r>
       <w:r>
         <w:rPr>
@@ -1217,7 +1586,10 @@
         <w:t>teca</w:t>
       </w:r>
       <w:r>
-        <w:t>; a projecio</w:t>
+        <w:t>;</w:t>
+      </w:r>
+      <w:r>
+        <w:t xml:space="preserve"> a projecio</w:t>
       </w:r>
       <w:r>
         <w:rPr>
@@ -1226,7 +1598,10 @@
         <w:t>teca</w:t>
       </w:r>
       <w:r>
-        <w:t>; a cognicio</w:t>
+        <w:t>;</w:t>
+      </w:r>
+      <w:r>
+        <w:t xml:space="preserve"> a cognicio</w:t>
       </w:r>
       <w:r>
         <w:rPr>
@@ -1252,7 +1627,61 @@
         <w:t xml:space="preserve">Interdisciplinologia: </w:t>
       </w:r>
       <w:r>
-        <w:t>a Interassistenciologia; a Parapedagogiologia; a Parapercepciologia; a Extrafisicologia; a Intermissiologia; a Paraprocedenciologia; a Autocogniciologia; a Holomaturologia; a Maxiproexologia; a Macrossomatologia</w:t>
+        <w:t>a Interassistenciologia</w:t>
+      </w:r>
+      <w:r>
+        <w:t>;</w:t>
+      </w:r>
+      <w:r>
+        <w:t xml:space="preserve"> a Parapedagogiologia</w:t>
+      </w:r>
+      <w:r>
+        <w:t>;</w:t>
+      </w:r>
+      <w:r>
+        <w:t xml:space="preserve"> a Parapercepciologia</w:t>
+      </w:r>
+      <w:r>
+        <w:t>;</w:t>
+      </w:r>
+      <w:r>
+        <w:t xml:space="preserve"> a Extrafisicologia</w:t>
+      </w:r>
+      <w:r>
+        <w:t>;</w:t>
+      </w:r>
+      <w:r>
+        <w:t xml:space="preserve"> a Intermissiologia</w:t>
+      </w:r>
+      <w:r>
+        <w:t>;</w:t>
+      </w:r>
+      <w:r>
+        <w:t xml:space="preserve"> a Paraprocedenciologia</w:t>
+      </w:r>
+      <w:r>
+        <w:t>;</w:t>
+      </w:r>
+      <w:r>
+        <w:t xml:space="preserve"> a Autocogniciologia</w:t>
+      </w:r>
+      <w:r>
+        <w:t>;</w:t>
+      </w:r>
+      <w:r>
+        <w:t xml:space="preserve"> a Holomaturologia</w:t>
+      </w:r>
+      <w:r>
+        <w:t>;</w:t>
+      </w:r>
+      <w:r>
+        <w:t xml:space="preserve"> a Maxiproexologia</w:t>
+      </w:r>
+      <w:r>
+        <w:t>;</w:t>
+      </w:r>
+      <w:r>
+        <w:t xml:space="preserve"> a Macrossomatologia</w:t>
       </w:r>
       <w:r>
         <w:rPr>
@@ -1307,7 +1736,31 @@
         <w:t xml:space="preserve">Elencologia: </w:t>
       </w:r>
       <w:r>
-        <w:t>a conscin lúcida; a isca humana lúcida; o ser interassistencial; a minipeça humana do maximecanismo interassistencial; a conscin enciclopedista</w:t>
+        <w:t>a conscin lúcida</w:t>
+      </w:r>
+      <w:r>
+        <w:t>;</w:t>
+      </w:r>
+      <w:r>
+        <w:t xml:space="preserve"> a isca humana lúcida</w:t>
+      </w:r>
+      <w:r>
+        <w:t>;</w:t>
+      </w:r>
+      <w:r>
+        <w:t xml:space="preserve"> o ser interassistencial</w:t>
+      </w:r>
+      <w:r>
+        <w:t>;</w:t>
+      </w:r>
+      <w:r>
+        <w:t xml:space="preserve"> a minipeça humana do maximecanismo interassistencial</w:t>
+      </w:r>
+      <w:r>
+        <w:t>;</w:t>
+      </w:r>
+      <w:r>
+        <w:t xml:space="preserve"> a conscin enciclopedista</w:t>
       </w:r>
       <w:r>
         <w:rPr>
@@ -1340,7 +1793,265 @@
         <w:t xml:space="preserve">Masculinologia: </w:t>
       </w:r>
       <w:r>
-        <w:t>o acoplamentista; o agente retrocognitor; o amparador intrafísico;  o atacadista consciencial; o autodecisor; o intermissivista; o cognopolita; o completista; o comunicólogo; o conscienciólogo; o conscienciômetra; o consciencioterapeuta; o macrossômata; o conviviólogo; o duplista; o duplólogo; o proexista; o proexólogo; o reeducador; o epicon lúcido; o escritor; o exemplarista; o intelectual; o reciclante existencial; o inversor existencial; o maxidissidente ideológico; o tenepessista; o ofiexista; o parapercepciologista; o pesquisador; o projetor consciente; o sistemata; o tertuliano; o verbetólogo; o voluntário; o tocador de obra; o homem de ação; o amparador-parapedagogo; o amparador-parapreceptor; o preceptor indireto extrafísico;  o estratego da evolução; o evoluciólogo extrafísico; o amparador coprojetor; o amparador coautor</w:t>
+        <w:t>o acoplamentista</w:t>
+      </w:r>
+      <w:r>
+        <w:t>;</w:t>
+      </w:r>
+      <w:r>
+        <w:t xml:space="preserve"> o agente retrocognitor</w:t>
+      </w:r>
+      <w:r>
+        <w:t>;</w:t>
+      </w:r>
+      <w:r>
+        <w:t xml:space="preserve"> o amparador intrafísico</w:t>
+      </w:r>
+      <w:r>
+        <w:t>;</w:t>
+      </w:r>
+      <w:r>
+        <w:t xml:space="preserve">  o atacadista consciencial</w:t>
+      </w:r>
+      <w:r>
+        <w:t>;</w:t>
+      </w:r>
+      <w:r>
+        <w:t xml:space="preserve"> o autodecisor</w:t>
+      </w:r>
+      <w:r>
+        <w:t>;</w:t>
+      </w:r>
+      <w:r>
+        <w:t xml:space="preserve"> o intermissivista</w:t>
+      </w:r>
+      <w:r>
+        <w:t>;</w:t>
+      </w:r>
+      <w:r>
+        <w:t xml:space="preserve"> o cognopolita</w:t>
+      </w:r>
+      <w:r>
+        <w:t>;</w:t>
+      </w:r>
+      <w:r>
+        <w:t xml:space="preserve"> o completista</w:t>
+      </w:r>
+      <w:r>
+        <w:t>;</w:t>
+      </w:r>
+      <w:r>
+        <w:t xml:space="preserve"> o comunicólogo</w:t>
+      </w:r>
+      <w:r>
+        <w:t>;</w:t>
+      </w:r>
+      <w:r>
+        <w:t xml:space="preserve"> o conscienciólogo</w:t>
+      </w:r>
+      <w:r>
+        <w:t>;</w:t>
+      </w:r>
+      <w:r>
+        <w:t xml:space="preserve"> o conscienciômetra</w:t>
+      </w:r>
+      <w:r>
+        <w:t>;</w:t>
+      </w:r>
+      <w:r>
+        <w:t xml:space="preserve"> o consciencioterapeuta</w:t>
+      </w:r>
+      <w:r>
+        <w:t>;</w:t>
+      </w:r>
+      <w:r>
+        <w:t xml:space="preserve"> o macrossômata</w:t>
+      </w:r>
+      <w:r>
+        <w:t>;</w:t>
+      </w:r>
+      <w:r>
+        <w:t xml:space="preserve"> o conviviólogo</w:t>
+      </w:r>
+      <w:r>
+        <w:t>;</w:t>
+      </w:r>
+      <w:r>
+        <w:t xml:space="preserve"> o duplista</w:t>
+      </w:r>
+      <w:r>
+        <w:t>;</w:t>
+      </w:r>
+      <w:r>
+        <w:t xml:space="preserve"> o duplólogo</w:t>
+      </w:r>
+      <w:r>
+        <w:t>;</w:t>
+      </w:r>
+      <w:r>
+        <w:t xml:space="preserve"> o proexista</w:t>
+      </w:r>
+      <w:r>
+        <w:t>;</w:t>
+      </w:r>
+      <w:r>
+        <w:t xml:space="preserve"> o proexólogo</w:t>
+      </w:r>
+      <w:r>
+        <w:t>;</w:t>
+      </w:r>
+      <w:r>
+        <w:t xml:space="preserve"> o reeducador</w:t>
+      </w:r>
+      <w:r>
+        <w:t>;</w:t>
+      </w:r>
+      <w:r>
+        <w:t xml:space="preserve"> o epicon lúcido</w:t>
+      </w:r>
+      <w:r>
+        <w:t>;</w:t>
+      </w:r>
+      <w:r>
+        <w:t xml:space="preserve"> o escritor</w:t>
+      </w:r>
+      <w:r>
+        <w:t>;</w:t>
+      </w:r>
+      <w:r>
+        <w:t xml:space="preserve"> o exemplarista</w:t>
+      </w:r>
+      <w:r>
+        <w:t>;</w:t>
+      </w:r>
+      <w:r>
+        <w:t xml:space="preserve"> o intelectual</w:t>
+      </w:r>
+      <w:r>
+        <w:t>;</w:t>
+      </w:r>
+      <w:r>
+        <w:t xml:space="preserve"> o reciclante existencial</w:t>
+      </w:r>
+      <w:r>
+        <w:t>;</w:t>
+      </w:r>
+      <w:r>
+        <w:t xml:space="preserve"> o inversor existencial</w:t>
+      </w:r>
+      <w:r>
+        <w:t>;</w:t>
+      </w:r>
+      <w:r>
+        <w:t xml:space="preserve"> o maxidissidente ideológico</w:t>
+      </w:r>
+      <w:r>
+        <w:t>;</w:t>
+      </w:r>
+      <w:r>
+        <w:t xml:space="preserve"> o tenepessista</w:t>
+      </w:r>
+      <w:r>
+        <w:t>;</w:t>
+      </w:r>
+      <w:r>
+        <w:t xml:space="preserve"> o ofiexista</w:t>
+      </w:r>
+      <w:r>
+        <w:t>;</w:t>
+      </w:r>
+      <w:r>
+        <w:t xml:space="preserve"> o parapercepciologista</w:t>
+      </w:r>
+      <w:r>
+        <w:t>;</w:t>
+      </w:r>
+      <w:r>
+        <w:t xml:space="preserve"> o pesquisador</w:t>
+      </w:r>
+      <w:r>
+        <w:t>;</w:t>
+      </w:r>
+      <w:r>
+        <w:t xml:space="preserve"> o projetor consciente</w:t>
+      </w:r>
+      <w:r>
+        <w:t>;</w:t>
+      </w:r>
+      <w:r>
+        <w:t xml:space="preserve"> o sistemata</w:t>
+      </w:r>
+      <w:r>
+        <w:t>;</w:t>
+      </w:r>
+      <w:r>
+        <w:t xml:space="preserve"> o tertuliano</w:t>
+      </w:r>
+      <w:r>
+        <w:t>;</w:t>
+      </w:r>
+      <w:r>
+        <w:t xml:space="preserve"> o verbetólogo</w:t>
+      </w:r>
+      <w:r>
+        <w:t>;</w:t>
+      </w:r>
+      <w:r>
+        <w:t xml:space="preserve"> o voluntário</w:t>
+      </w:r>
+      <w:r>
+        <w:t>;</w:t>
+      </w:r>
+      <w:r>
+        <w:t xml:space="preserve"> o tocador de obra</w:t>
+      </w:r>
+      <w:r>
+        <w:t>;</w:t>
+      </w:r>
+      <w:r>
+        <w:t xml:space="preserve"> o homem de ação</w:t>
+      </w:r>
+      <w:r>
+        <w:t>;</w:t>
+      </w:r>
+      <w:r>
+        <w:t xml:space="preserve"> o amparador-parapedagogo</w:t>
+      </w:r>
+      <w:r>
+        <w:t>;</w:t>
+      </w:r>
+      <w:r>
+        <w:t xml:space="preserve"> o amparador-parapreceptor</w:t>
+      </w:r>
+      <w:r>
+        <w:t>;</w:t>
+      </w:r>
+      <w:r>
+        <w:t xml:space="preserve"> o preceptor indireto extrafísico</w:t>
+      </w:r>
+      <w:r>
+        <w:t>;</w:t>
+      </w:r>
+      <w:r>
+        <w:t xml:space="preserve">  o estratego da evolução</w:t>
+      </w:r>
+      <w:r>
+        <w:t>;</w:t>
+      </w:r>
+      <w:r>
+        <w:t xml:space="preserve"> o evoluciólogo extrafísico</w:t>
+      </w:r>
+      <w:r>
+        <w:t>;</w:t>
+      </w:r>
+      <w:r>
+        <w:t xml:space="preserve"> o amparador coprojetor</w:t>
+      </w:r>
+      <w:r>
+        <w:t>;</w:t>
+      </w:r>
+      <w:r>
+        <w:t xml:space="preserve"> o amparador coautor</w:t>
       </w:r>
       <w:r>
         <w:rPr>
@@ -1373,7 +2084,127 @@
         <w:t xml:space="preserve">Femininologia: </w:t>
       </w:r>
       <w:r>
-        <w:t>a acoplamentista; a agente retrocognitora; a amparadora intrafísica;  a atacadista consciencial; a autodecisora; a intermissivista; a cognopolita; a completista; a comunicóloga; a consciencióloga; a conscienciômetra; a consciencioterapeuta; a macrossômata; a convivióloga; a duplista; a duplóloga; a proexista; a proexóloga; a reeducadora; a epicon lúcida; a es-</w:t>
+        <w:t>a acoplamentista</w:t>
+      </w:r>
+      <w:r>
+        <w:t>;</w:t>
+      </w:r>
+      <w:r>
+        <w:t xml:space="preserve"> a agente retrocognitora</w:t>
+      </w:r>
+      <w:r>
+        <w:t>;</w:t>
+      </w:r>
+      <w:r>
+        <w:t xml:space="preserve"> a amparadora intrafísica</w:t>
+      </w:r>
+      <w:r>
+        <w:t>;</w:t>
+      </w:r>
+      <w:r>
+        <w:t xml:space="preserve">  a atacadista consciencial</w:t>
+      </w:r>
+      <w:r>
+        <w:t>;</w:t>
+      </w:r>
+      <w:r>
+        <w:t xml:space="preserve"> a autodecisora</w:t>
+      </w:r>
+      <w:r>
+        <w:t>;</w:t>
+      </w:r>
+      <w:r>
+        <w:t xml:space="preserve"> a intermissivista</w:t>
+      </w:r>
+      <w:r>
+        <w:t>;</w:t>
+      </w:r>
+      <w:r>
+        <w:t xml:space="preserve"> a cognopolita</w:t>
+      </w:r>
+      <w:r>
+        <w:t>;</w:t>
+      </w:r>
+      <w:r>
+        <w:t xml:space="preserve"> a completista</w:t>
+      </w:r>
+      <w:r>
+        <w:t>;</w:t>
+      </w:r>
+      <w:r>
+        <w:t xml:space="preserve"> a comunicóloga</w:t>
+      </w:r>
+      <w:r>
+        <w:t>;</w:t>
+      </w:r>
+      <w:r>
+        <w:t xml:space="preserve"> a consciencióloga</w:t>
+      </w:r>
+      <w:r>
+        <w:t>;</w:t>
+      </w:r>
+      <w:r>
+        <w:t xml:space="preserve"> a conscienciômetra</w:t>
+      </w:r>
+      <w:r>
+        <w:t>;</w:t>
+      </w:r>
+      <w:r>
+        <w:t xml:space="preserve"> a consciencioterapeuta</w:t>
+      </w:r>
+      <w:r>
+        <w:t>;</w:t>
+      </w:r>
+      <w:r>
+        <w:t xml:space="preserve"> a macrossômata</w:t>
+      </w:r>
+      <w:r>
+        <w:t>;</w:t>
+      </w:r>
+      <w:r>
+        <w:t xml:space="preserve"> a convivióloga</w:t>
+      </w:r>
+      <w:r>
+        <w:t>;</w:t>
+      </w:r>
+      <w:r>
+        <w:t xml:space="preserve"> a duplista</w:t>
+      </w:r>
+      <w:r>
+        <w:t>;</w:t>
+      </w:r>
+      <w:r>
+        <w:t xml:space="preserve"> a duplóloga</w:t>
+      </w:r>
+      <w:r>
+        <w:t>;</w:t>
+      </w:r>
+      <w:r>
+        <w:t xml:space="preserve"> a proexista</w:t>
+      </w:r>
+      <w:r>
+        <w:t>;</w:t>
+      </w:r>
+      <w:r>
+        <w:t xml:space="preserve"> a proexóloga</w:t>
+      </w:r>
+      <w:r>
+        <w:t>;</w:t>
+      </w:r>
+      <w:r>
+        <w:t xml:space="preserve"> a reeducadora</w:t>
+      </w:r>
+      <w:r>
+        <w:t>;</w:t>
+      </w:r>
+      <w:r>
+        <w:t xml:space="preserve"> a epicon lúcida</w:t>
+      </w:r>
+      <w:r>
+        <w:t>;</w:t>
+      </w:r>
+      <w:r>
+        <w:t xml:space="preserve"> a es-</w:t>
       </w:r>
     </w:p>
     <w:p>
@@ -1408,7 +2239,145 @@
       </w:pPr>
       <w:r>
         <w:lastRenderedPageBreak/>
-        <w:t>critora; a exemplarista; a intelectual; a reciclante existencial; a inversora existencial; a maxidissidente ideológica; a tenepessista; a ofiexista; a parapercepciologista; a pesquisadora; a projetora consciente; a sistemata; a tertuliana; a verbetóloga; a voluntária; a tocadora de obra; a mulher de ação; a amparadora-parapedagoga; a amparadora-parapreceptora; a preceptora indireta extrafísica;  a estratega da evolução; a evolucióloga extrafísica; a amparadora coprojetora; a amparadora co- autora</w:t>
+        <w:t>critora</w:t>
+      </w:r>
+      <w:r>
+        <w:t>;</w:t>
+      </w:r>
+      <w:r>
+        <w:t xml:space="preserve"> a exemplarista</w:t>
+      </w:r>
+      <w:r>
+        <w:t>;</w:t>
+      </w:r>
+      <w:r>
+        <w:t xml:space="preserve"> a intelectual</w:t>
+      </w:r>
+      <w:r>
+        <w:t>;</w:t>
+      </w:r>
+      <w:r>
+        <w:t xml:space="preserve"> a reciclante existencial</w:t>
+      </w:r>
+      <w:r>
+        <w:t>;</w:t>
+      </w:r>
+      <w:r>
+        <w:t xml:space="preserve"> a inversora existencial</w:t>
+      </w:r>
+      <w:r>
+        <w:t>;</w:t>
+      </w:r>
+      <w:r>
+        <w:t xml:space="preserve"> a maxidissidente ideológica</w:t>
+      </w:r>
+      <w:r>
+        <w:t>;</w:t>
+      </w:r>
+      <w:r>
+        <w:t xml:space="preserve"> a tenepessista</w:t>
+      </w:r>
+      <w:r>
+        <w:t>;</w:t>
+      </w:r>
+      <w:r>
+        <w:t xml:space="preserve"> a ofiexista</w:t>
+      </w:r>
+      <w:r>
+        <w:t>;</w:t>
+      </w:r>
+      <w:r>
+        <w:t xml:space="preserve"> a parapercepciologista</w:t>
+      </w:r>
+      <w:r>
+        <w:t>;</w:t>
+      </w:r>
+      <w:r>
+        <w:t xml:space="preserve"> a pesquisadora</w:t>
+      </w:r>
+      <w:r>
+        <w:t>;</w:t>
+      </w:r>
+      <w:r>
+        <w:t xml:space="preserve"> a projetora consciente</w:t>
+      </w:r>
+      <w:r>
+        <w:t>;</w:t>
+      </w:r>
+      <w:r>
+        <w:t xml:space="preserve"> a sistemata</w:t>
+      </w:r>
+      <w:r>
+        <w:t>;</w:t>
+      </w:r>
+      <w:r>
+        <w:t xml:space="preserve"> a tertuliana</w:t>
+      </w:r>
+      <w:r>
+        <w:t>;</w:t>
+      </w:r>
+      <w:r>
+        <w:t xml:space="preserve"> a verbetóloga</w:t>
+      </w:r>
+      <w:r>
+        <w:t>;</w:t>
+      </w:r>
+      <w:r>
+        <w:t xml:space="preserve"> a voluntária</w:t>
+      </w:r>
+      <w:r>
+        <w:t>;</w:t>
+      </w:r>
+      <w:r>
+        <w:t xml:space="preserve"> a tocadora de obra</w:t>
+      </w:r>
+      <w:r>
+        <w:t>;</w:t>
+      </w:r>
+      <w:r>
+        <w:t xml:space="preserve"> a mulher de ação</w:t>
+      </w:r>
+      <w:r>
+        <w:t>;</w:t>
+      </w:r>
+      <w:r>
+        <w:t xml:space="preserve"> a amparadora-parapedagoga</w:t>
+      </w:r>
+      <w:r>
+        <w:t>;</w:t>
+      </w:r>
+      <w:r>
+        <w:t xml:space="preserve"> a amparadora-parapreceptora</w:t>
+      </w:r>
+      <w:r>
+        <w:t>;</w:t>
+      </w:r>
+      <w:r>
+        <w:t xml:space="preserve"> a preceptora indireta extrafísica</w:t>
+      </w:r>
+      <w:r>
+        <w:t>;</w:t>
+      </w:r>
+      <w:r>
+        <w:t xml:space="preserve">  a estratega da evolução</w:t>
+      </w:r>
+      <w:r>
+        <w:t>;</w:t>
+      </w:r>
+      <w:r>
+        <w:t xml:space="preserve"> a evolucióloga extrafísica</w:t>
+      </w:r>
+      <w:r>
+        <w:t>;</w:t>
+      </w:r>
+      <w:r>
+        <w:t xml:space="preserve"> a amparadora coprojetora</w:t>
+      </w:r>
+      <w:r>
+        <w:t>;</w:t>
+      </w:r>
+      <w:r>
+        <w:t xml:space="preserve"> a amparadora co- autora</w:t>
       </w:r>
       <w:r>
         <w:rPr>
@@ -1447,7 +2416,16 @@
         <w:rPr>
           <w:i/>
         </w:rPr>
-        <w:t xml:space="preserve">Homo sapiens praeceptor; </w:t>
+        <w:t>Homo sapiens praeceptor</w:t>
+      </w:r>
+      <w:r>
+        <w:t>;</w:t>
+      </w:r>
+      <w:r>
+        <w:rPr>
+          <w:i/>
+        </w:rPr>
+        <w:t xml:space="preserve"> </w:t>
       </w:r>
       <w:r>
         <w:t xml:space="preserve">o </w:t>
@@ -1456,7 +2434,16 @@
         <w:rPr>
           <w:i/>
         </w:rPr>
-        <w:t xml:space="preserve">Homo sapiens semperaprendens; </w:t>
+        <w:t>Homo sapiens semperaprendens</w:t>
+      </w:r>
+      <w:r>
+        <w:t>;</w:t>
+      </w:r>
+      <w:r>
+        <w:rPr>
+          <w:i/>
+        </w:rPr>
+        <w:t xml:space="preserve"> </w:t>
       </w:r>
       <w:r>
         <w:t xml:space="preserve">o </w:t>
@@ -1465,7 +2452,16 @@
         <w:rPr>
           <w:i/>
         </w:rPr>
-        <w:t xml:space="preserve">Homo sapiens autoperquisitor; </w:t>
+        <w:t>Homo sapiens autoperquisitor</w:t>
+      </w:r>
+      <w:r>
+        <w:t>;</w:t>
+      </w:r>
+      <w:r>
+        <w:rPr>
+          <w:i/>
+        </w:rPr>
+        <w:t xml:space="preserve"> </w:t>
       </w:r>
       <w:r>
         <w:t xml:space="preserve">o </w:t>
@@ -1474,7 +2470,16 @@
         <w:rPr>
           <w:i/>
         </w:rPr>
-        <w:t xml:space="preserve">Homo sapiens parapsychicus; </w:t>
+        <w:t>Homo sapiens parapsychicus</w:t>
+      </w:r>
+      <w:r>
+        <w:t>;</w:t>
+      </w:r>
+      <w:r>
+        <w:rPr>
+          <w:i/>
+        </w:rPr>
+        <w:t xml:space="preserve"> </w:t>
       </w:r>
       <w:r>
         <w:t xml:space="preserve">o </w:t>
@@ -1483,7 +2488,16 @@
         <w:rPr>
           <w:i/>
         </w:rPr>
-        <w:t xml:space="preserve">Homo sapiens epicentricus; </w:t>
+        <w:t>Homo sapiens epicentricus</w:t>
+      </w:r>
+      <w:r>
+        <w:t>;</w:t>
+      </w:r>
+      <w:r>
+        <w:rPr>
+          <w:i/>
+        </w:rPr>
+        <w:t xml:space="preserve"> </w:t>
       </w:r>
       <w:r>
         <w:t xml:space="preserve">o </w:t>
@@ -1492,7 +2506,16 @@
         <w:rPr>
           <w:i/>
         </w:rPr>
-        <w:t xml:space="preserve">Homo sapiens cosmoethicus; </w:t>
+        <w:t>Homo sapiens cosmoethicus</w:t>
+      </w:r>
+      <w:r>
+        <w:t>;</w:t>
+      </w:r>
+      <w:r>
+        <w:rPr>
+          <w:i/>
+        </w:rPr>
+        <w:t xml:space="preserve"> </w:t>
       </w:r>
       <w:r>
         <w:t xml:space="preserve">o </w:t>
@@ -1565,7 +2588,13 @@
         <w:t xml:space="preserve">inversiva </w:t>
       </w:r>
       <w:r>
-        <w:t xml:space="preserve">= é a tarefa da paratares dos parapreceptores dedicada às conscins intermissivistas, inversoras existenciais; parapreceptoria </w:t>
+        <w:t>= é a tarefa da paratares dos parapreceptores dedicada às conscins intermissivistas, inversoras existenciais</w:t>
+      </w:r>
+      <w:r>
+        <w:t>;</w:t>
+      </w:r>
+      <w:r>
+        <w:t xml:space="preserve"> parapreceptoria </w:t>
       </w:r>
       <w:r>
         <w:rPr>
@@ -1574,7 +2603,13 @@
         <w:t xml:space="preserve">tenepessista </w:t>
       </w:r>
       <w:r>
-        <w:t xml:space="preserve">=  é a tarefa da paratares dos parapreceptores dedicada às conscins intermissivistas, tenepessistas; parapreceptoria </w:t>
+        <w:t>=  é a tarefa da paratares dos parapreceptores dedicada às conscins intermissivistas, tenepessistas</w:t>
+      </w:r>
+      <w:r>
+        <w:t>;</w:t>
+      </w:r>
+      <w:r>
+        <w:t xml:space="preserve"> parapreceptoria </w:t>
       </w:r>
       <w:r>
         <w:rPr>
@@ -1714,7 +2749,13 @@
         <w:t xml:space="preserve">Acompanhante  parapsíquico:  </w:t>
       </w:r>
       <w:r>
-        <w:t>Interassistenciologia;  Homeostático</w:t>
+        <w:t>Interassistenciologia</w:t>
+      </w:r>
+      <w:r>
+        <w:t>;</w:t>
+      </w:r>
+      <w:r>
+        <w:t xml:space="preserve">  Homeostático</w:t>
       </w:r>
       <w:r>
         <w:rPr>
@@ -1739,7 +2780,13 @@
         <w:t xml:space="preserve">Acoplador  energético:  </w:t>
       </w:r>
       <w:r>
-        <w:t>Energossomatologia;  Homeostático</w:t>
+        <w:t>Energossomatologia</w:t>
+      </w:r>
+      <w:r>
+        <w:t>;</w:t>
+      </w:r>
+      <w:r>
+        <w:t xml:space="preserve">  Homeostático</w:t>
       </w:r>
       <w:r>
         <w:rPr>
@@ -1764,7 +2811,13 @@
         <w:t xml:space="preserve">Alerta  consciencial:  </w:t>
       </w:r>
       <w:r>
-        <w:t>Paraprofilaxiologia;  Homeostático</w:t>
+        <w:t>Paraprofilaxiologia</w:t>
+      </w:r>
+      <w:r>
+        <w:t>;</w:t>
+      </w:r>
+      <w:r>
+        <w:t xml:space="preserve">  Homeostático</w:t>
       </w:r>
       <w:r>
         <w:rPr>
@@ -1789,7 +2842,13 @@
         <w:t xml:space="preserve">Amparo  extrafísico:  </w:t>
       </w:r>
       <w:r>
-        <w:t>Assistenciologia;  Homeostático</w:t>
+        <w:t>Assistenciologia</w:t>
+      </w:r>
+      <w:r>
+        <w:t>;</w:t>
+      </w:r>
+      <w:r>
+        <w:t xml:space="preserve">  Homeostático</w:t>
       </w:r>
       <w:r>
         <w:rPr>
@@ -1816,7 +2875,13 @@
         <w:t xml:space="preserve">Central  Extrafísica  da  Verdade:  </w:t>
       </w:r>
       <w:r>
-        <w:t>Cosmovisiologia;  Homeostático</w:t>
+        <w:t>Cosmovisiologia</w:t>
+      </w:r>
+      <w:r>
+        <w:t>;</w:t>
+      </w:r>
+      <w:r>
+        <w:t xml:space="preserve">  Homeostático</w:t>
       </w:r>
       <w:r>
         <w:rPr>
@@ -1843,7 +2908,13 @@
         <w:t xml:space="preserve">Experiência  compartilhada:  </w:t>
       </w:r>
       <w:r>
-        <w:t>Experimentologia;  Neutro</w:t>
+        <w:t>Experimentologia</w:t>
+      </w:r>
+      <w:r>
+        <w:t>;</w:t>
+      </w:r>
+      <w:r>
+        <w:t xml:space="preserve">  Neutro</w:t>
       </w:r>
       <w:r>
         <w:rPr>
@@ -1868,7 +2939,13 @@
         <w:t xml:space="preserve">Extrapolacionismo:  </w:t>
       </w:r>
       <w:r>
-        <w:t>Evoluciologia;  Homeostático</w:t>
+        <w:t>Evoluciologia</w:t>
+      </w:r>
+      <w:r>
+        <w:t>;</w:t>
+      </w:r>
+      <w:r>
+        <w:t xml:space="preserve">  Homeostático</w:t>
       </w:r>
       <w:r>
         <w:rPr>
@@ -1894,7 +2971,13 @@
         <w:t xml:space="preserve">Interação  dos  recebimentos:  </w:t>
       </w:r>
       <w:r>
-        <w:t>Proexologia;  Homeostático</w:t>
+        <w:t>Proexologia</w:t>
+      </w:r>
+      <w:r>
+        <w:t>;</w:t>
+      </w:r>
+      <w:r>
+        <w:t xml:space="preserve">  Homeostático</w:t>
       </w:r>
       <w:r>
         <w:rPr>
@@ -1920,7 +3003,13 @@
         <w:t xml:space="preserve">Monitoramento  consciencial:  </w:t>
       </w:r>
       <w:r>
-        <w:t>Parapercepciologia;  Neutro</w:t>
+        <w:t>Parapercepciologia</w:t>
+      </w:r>
+      <w:r>
+        <w:t>;</w:t>
+      </w:r>
+      <w:r>
+        <w:t xml:space="preserve">  Neutro</w:t>
       </w:r>
       <w:r>
         <w:rPr>
@@ -1946,7 +3035,13 @@
         <w:t xml:space="preserve">Parapsiquismo  despercebido:  </w:t>
       </w:r>
       <w:r>
-        <w:t>Parapercepciologia;  Neutro</w:t>
+        <w:t>Parapercepciologia</w:t>
+      </w:r>
+      <w:r>
+        <w:t>;</w:t>
+      </w:r>
+      <w:r>
+        <w:t xml:space="preserve">  Neutro</w:t>
       </w:r>
       <w:r>
         <w:rPr>
